--- a/Báo cáo Chủ đề mối đe dọa an ninh mạng( link powerpoint).docx
+++ b/Báo cáo Chủ đề mối đe dọa an ninh mạng( link powerpoint).docx
@@ -3,12 +3,109 @@
 <w:document xmlns:wpc="http://schemas.microsoft.com/office/word/2010/wordprocessingCanvas" xmlns:mc="http://schemas.openxmlformats.org/markup-compatibility/2006" xmlns:o="urn:schemas-microsoft-com:office:office" xmlns:r="http://schemas.openxmlformats.org/officeDocument/2006/relationships" xmlns:m="http://schemas.openxmlformats.org/officeDocument/2006/math" xmlns:v="urn:schemas-microsoft-com:vml" xmlns:wp14="http://schemas.microsoft.com/office/word/2010/wordprocessingDrawing" xmlns:wp="http://schemas.openxmlformats.org/drawingml/2006/wordprocessingDrawing" xmlns:w="http://schemas.openxmlformats.org/wordprocessingml/2006/main" xmlns:w14="http://schemas.microsoft.com/office/word/2010/wordml" xmlns:w10="urn:schemas-microsoft-com:office:word" xmlns:w15="http://schemas.microsoft.com/office/word/2012/wordml" xmlns:wpg="http://schemas.microsoft.com/office/word/2010/wordprocessingGroup" xmlns:wpi="http://schemas.microsoft.com/office/word/2010/wordprocessingInk" xmlns:wne="http://schemas.microsoft.com/office/word/2006/wordml" xmlns:wps="http://schemas.microsoft.com/office/word/2010/wordprocessingShape" xmlns:wpsCustomData="http://www.wps.cn/officeDocument/2013/wpsCustomData" mc:Ignorable="w14 w15 wp14">
   <w:body>
     <w:p>
-      <w:r>
-        <w:rPr>
-          <w:rFonts w:hint="default"/>
-        </w:rPr>
-        <w:t>https://sg.docworkspace.com/d/sIIHHw4jIAq6Ip8kG?sa=601.1037</w:t>
-      </w:r>
+      <w:pPr>
+        <w:rPr>
+          <w:rFonts w:hint="default"/>
+        </w:rPr>
+      </w:pPr>
+      <w:r>
+        <w:rPr>
+          <w:rStyle w:val="6"/>
+          <w:rFonts w:hint="default"/>
+          <w:lang w:val="vi-VN"/>
+        </w:rPr>
+        <w:t xml:space="preserve">Link powerpoint:   </w:t>
+      </w:r>
+      <w:r>
+        <w:rPr>
+          <w:rStyle w:val="6"/>
+          <w:rFonts w:hint="default"/>
+        </w:rPr>
+        <w:t>https</w:t>
+      </w:r>
+      <w:r>
+        <w:rPr>
+          <w:rFonts w:hint="default"/>
+        </w:rPr>
+        <w:fldChar w:fldCharType="begin"/>
+      </w:r>
+      <w:r>
+        <w:rPr>
+          <w:rFonts w:hint="default"/>
+        </w:rPr>
+        <w:instrText xml:space="preserve"> HYPERLINK "https://sg.docworkspace.com/d/sIIHHw4jIAq6Ip8kG?sa=601.1037" </w:instrText>
+      </w:r>
+      <w:r>
+        <w:rPr>
+          <w:rFonts w:hint="default"/>
+        </w:rPr>
+        <w:fldChar w:fldCharType="separate"/>
+      </w:r>
+      <w:r>
+        <w:rPr>
+          <w:rStyle w:val="6"/>
+          <w:rFonts w:hint="default"/>
+        </w:rPr>
+        <w:t>://sg.docworkspace.com/d/sIIHHw4jIAq6Ip8kG?sa=601.1037</w:t>
+      </w:r>
+      <w:r>
+        <w:rPr>
+          <w:rFonts w:hint="default"/>
+        </w:rPr>
+        <w:fldChar w:fldCharType="end"/>
+      </w:r>
+    </w:p>
+    <w:p>
+      <w:pPr>
+        <w:rPr>
+          <w:rFonts w:hint="default"/>
+        </w:rPr>
+      </w:pPr>
+      <w:r>
+        <w:rPr>
+          <w:rFonts w:hint="default"/>
+          <w:lang w:val="vi-VN"/>
+        </w:rPr>
+        <w:t xml:space="preserve">Link video youtube: </w:t>
+      </w:r>
+      <w:r>
+        <w:rPr>
+          <w:rFonts w:hint="default"/>
+        </w:rPr>
+        <w:fldChar w:fldCharType="begin"/>
+      </w:r>
+      <w:r>
+        <w:rPr>
+          <w:rFonts w:hint="default"/>
+        </w:rPr>
+        <w:instrText xml:space="preserve"> HYPERLINK "https://youtu.be/5kzxu8HLlr4?si=ChA8PR4LmMBlSeQz" </w:instrText>
+      </w:r>
+      <w:r>
+        <w:rPr>
+          <w:rFonts w:hint="default"/>
+        </w:rPr>
+        <w:fldChar w:fldCharType="separate"/>
+      </w:r>
+      <w:r>
+        <w:rPr>
+          <w:rStyle w:val="6"/>
+          <w:rFonts w:hint="default"/>
+        </w:rPr>
+        <w:t>https://youtu.be/5kzxu8HLlr4?si=ChA8PR4LmMBlSeQz</w:t>
+      </w:r>
+      <w:r>
+        <w:rPr>
+          <w:rFonts w:hint="default"/>
+        </w:rPr>
+        <w:fldChar w:fldCharType="end"/>
+      </w:r>
+    </w:p>
+    <w:p>
+      <w:pPr>
+        <w:rPr>
+          <w:rFonts w:hint="default"/>
+        </w:rPr>
+      </w:pPr>
       <w:bookmarkStart w:id="0" w:name="_GoBack"/>
       <w:bookmarkEnd w:id="0"/>
     </w:p>
@@ -309,6 +406,48 @@
       </w:tblCellMar>
     </w:tblPr>
   </w:style>
+  <w:style w:type="paragraph" w:styleId="4">
+    <w:name w:val="footer"/>
+    <w:basedOn w:val="1"/>
+    <w:uiPriority w:val="0"/>
+    <w:pPr>
+      <w:tabs>
+        <w:tab w:val="center" w:pos="4153"/>
+        <w:tab w:val="right" w:pos="8306"/>
+      </w:tabs>
+      <w:snapToGrid w:val="0"/>
+      <w:jc w:val="left"/>
+    </w:pPr>
+    <w:rPr>
+      <w:sz w:val="18"/>
+      <w:szCs w:val="18"/>
+    </w:rPr>
+  </w:style>
+  <w:style w:type="paragraph" w:styleId="5">
+    <w:name w:val="header"/>
+    <w:basedOn w:val="1"/>
+    <w:uiPriority w:val="0"/>
+    <w:pPr>
+      <w:tabs>
+        <w:tab w:val="center" w:pos="4153"/>
+        <w:tab w:val="right" w:pos="8306"/>
+      </w:tabs>
+      <w:snapToGrid w:val="0"/>
+    </w:pPr>
+    <w:rPr>
+      <w:sz w:val="18"/>
+      <w:szCs w:val="18"/>
+    </w:rPr>
+  </w:style>
+  <w:style w:type="character" w:styleId="6">
+    <w:name w:val="Hyperlink"/>
+    <w:basedOn w:val="2"/>
+    <w:uiPriority w:val="0"/>
+    <w:rPr>
+      <w:color w:val="0000FF"/>
+      <w:u w:val="single"/>
+    </w:rPr>
+  </w:style>
 </w:styles>
 </file>
 
